--- a/rapports/16_02_2026/ABD/coh_EQ16_sup_043201020012.docx
+++ b/rapports/16_02_2026/ABD/coh_EQ16_sup_043201020012.docx
@@ -25,7 +25,7 @@
         <w:br/>
         <w:t>Grappe: 043201020012</w:t>
         <w:br/>
-        <w:t>Date: 16/02/2026 a 12:40</w:t>
+        <w:t>Date: 16/02/2026 a 12:58</w:t>
       </w:r>
     </w:p>
     <w:p/>

--- a/rapports/16_02_2026/ABD/coh_EQ16_sup_043201020012.docx
+++ b/rapports/16_02_2026/ABD/coh_EQ16_sup_043201020012.docx
@@ -25,7 +25,7 @@
         <w:br/>
         <w:t>Grappe: 043201020012</w:t>
         <w:br/>
-        <w:t>Date: 16/02/2026 a 12:58</w:t>
+        <w:t>Date: 16/02/2026 a 13:04</w:t>
       </w:r>
     </w:p>
     <w:p/>
@@ -877,7 +877,7 @@
         </w:rPr>
         <w:t xml:space="preserve">- Le domaine que Cheikh Ndiaye bénéficié de cette formation est Enseignement et semble exister dans les modalités, prière de prendre attache avec le QG pour plus d'explication afin de la classer bien. </w:t>
         <w:br/>
-        <w:t xml:space="preserve">- Peu probable! Baba Ndiaye  n'arrive pas  à comprendre un petit texte lu dans une langue locale (s02q03). Veuillez corriger ou donner des explications au QG. Peu probable! Baba Ndiaye  ne sait ni lire, ni écrire, ni comprendre dans aucune des langues  (s02q01,s02q02,s02q03). Veuillez corriger ou donner des explications au QG. Peu plausible Baba Ndiaye fréquente au minimum le fondamental 1 mais ne sait ni lire ni comprendre la langue française, prière de corriger ou de confirmer avec le QG merci. Avertissement!! Baba Ndiaye fréquente au minimum la troisième année de fondamental 1 mais ne sait pas écrire, prière de corriger ou confirmer avec le QG. Attention ! Le frais de scolarité (2000 Fcfa) de Baba Ndiaye en 4ème année de Primaire est relativement élevé par rapport aux autres frais de scolarités observés dans cette zone. Prière de corriger ou de confirmer avec le QG. </w:t>
+        <w:t xml:space="preserve">- Peu probable! Baba Ndiaye  n'arrive pas  à comprendre un petit texte lu dans une langue locale (s02q03). Veuillez corriger ou donner des explications au QG. Peu probable! Baba Ndiaye  ne sait ni lire, ni écrire, ni comprendre dans aucune des langues  (s02q01,s02q02,s02q03). Veuillez corriger ou donner des explications au QG. Peu plausible Baba Ndiaye fréquente au minimum le fondamental 1 mais ne sait ni lire ni comprendre la langue française, prière de corriger ou de confirmer avec le QG merci. Avertissement!! Baba Ndiaye fréquente au minimum la troisième année de fondamental 1 mais ne sait pas écrire, prière de corriger ou confirmer avec le QG. </w:t>
         <w:br/>
         <w:t xml:space="preserve">- Peu probable! Fatou Bintou Ndiaye  n'arrive pas  à comprendre un petit texte lu dans une langue locale (s02q03). Veuillez corriger ou donner des explications au QG. </w:t>
         <w:br/>
@@ -977,7 +977,7 @@
         <w:rPr>
           <w:sz w:val="20"/>
         </w:rPr>
-        <w:t>- Attention ! Le prix unitaire d'achat (4800 Fcfa) de Viande de bœuf: filet, faux-filet en Kg (taille unique) est relativement élevé par rapport aux autres prix observés dans cette zone. Prière de corriger ou de confirmer avec le QG. Attention ! Le prix unitaire d'achat (500 Fcfa) de Poivre en Sachets (Moyen) est relativement élevé par rapport aux autres prix observés dans cette zone. Prière de corriger ou de confirmer avec le QG. Avertissement!!! Le ménage a consommé 12 Pièce Petit de Capitaine frais, cette quantité semble anormale pour une consommation des 7 derniers jours.Prière de corriger ou de confirmer avec le QG. Difficile de consommer le Sel en Boite de tomate/Pot Grand prière de verifier. Incohérence!! Dans ce ménage, chaque individus consomme par jour 20.67129 Kg  de cereale; Prière de revoir les quantités prises de ces produits. Incohérence!! Dans ce ménage, chaque individus consomme par jour 20.67129 Kg  de cereale; Prière de revoir les quantités prises de ces produits. Le prix d'achat unitaire (290 Fcfa) de Riz local Gambiaka en Sac (50 Kg) de taille taille unique est très faible, prière de regarder les reponses prises dans les questions s07bq07a s07bq07b s07bq07c s07bq08 pour mieux corriger.</w:t>
+        <w:t>- Attention ! Le prix unitaire d'achat (150 Fcfa) de Pain moderne (Baguette) en miche (Moyen) est relativement faible par rapport aux autres prix observés dans cette zone. Prière de corriger ou de confirmer avec le QG. Attention ! Le prix unitaire d'achat (4800 Fcfa) de Viande de bœuf: filet, faux-filet en Kg (taille unique) est relativement élevé par rapport aux autres prix observés dans cette zone. Prière de corriger ou de confirmer avec le QG. Avertissement!!! Le ménage a consommé 12 Pièce Petit de Capitaine frais, cette quantité semble anormale pour une consommation des 7 derniers jours.Prière de corriger ou de confirmer avec le QG. Attention ! Le prix unitaire d'achat (250 Fcfa) de Capitaine frais en Pièce (Petit) est relativement élevé par rapport aux autres prix observés dans cette zone. Prière de corriger ou de confirmer avec le QG. Difficile de consommer le Sel en Boite de tomate/Pot Grand prière de verifier. Incohérence!! Dans ce ménage, chaque individus consomme par jour 38.81943 Kg  de cereale; Prière de revoir les quantités prises de ces produits. Incohérence!! Dans ce ménage, chaque individus consomme par jour 38.81943 Kg  de cereale; Prière de revoir les quantités prises de ces produits. Le prix d'achat unitaire (290 Fcfa) de Riz local Gambiaka en Sac (50 Kg) de taille taille unique est très faible, prière de regarder les reponses prises dans les questions s07bq07a s07bq07b s07bq07c s07bq08 pour mieux corriger. Attention ! Le prix unitaire d'achat (290 Fcfa) de Riz local Gambiaka en Sac (50 Kg) (taille unique) est relativement faible par rapport aux autres prix observés dans cette zone. Prière de corriger ou de confirmer avec le QG.</w:t>
       </w:r>
     </w:p>
     <w:p>
@@ -1063,7 +1063,7 @@
         </w:rPr>
         <w:t xml:space="preserve">- Attention ! Fer à repasser à charbon a été revendu à 6000 Fcfa qui est relativement élevé par rapport aux autres prix de revente observés dans cette zone. Prière de corriger ou de confirmer avec le QG. </w:t>
         <w:br/>
-        <w:t>- Attention ! Réfrigérateur a été achété à 55000 Fcfa est relativement faible par rapport aux autres prix d'achat observés dans cette zone. Prière de corriger ou de confirmer avec le QG.</w:t>
+        <w:t>- Attention ! Radio simple/Radiocassette a été revendu à 9999 Fcfa qui est relativement élevé par rapport aux autres prix de revente observés dans cette zone. Prière de corriger ou de confirmer avec le QG.</w:t>
       </w:r>
     </w:p>
     <w:p>
@@ -1688,7 +1688,7 @@
         <w:rPr>
           <w:sz w:val="20"/>
         </w:rPr>
-        <w:t>- Attention ! Le prix unitaire d'achat (200 Fcfa) de Manioc en tubercules en Morceau (Portion) (Moyen) est relativement élevé par rapport aux autres prix observés dans cette zone. Prière de corriger ou de confirmer avec le QG. Attention ! Le prix unitaire d'achat (33.33333 Fcfa) de Aubergine sauvage  en Pièce (Petit) est relativement faible par rapport aux autres prix observés dans cette zone. Prière de corriger ou de confirmer avec le QG. Avertissement!!! Le ménage a consommé 4 Paquet Petit de Thé en sachet, cette quantité semble anormale pour une consommation des 7 derniers jours.Prière de corriger ou de confirmer avec le QG. Avertissement!! le prix unitaire (100 Fcfa) de Thé en sachet (unité: Paquet) de taille Petit est très faible ou élevé. Prière de corriger ou de confirmer avec le QG. Avertissement!!! Le ménage a consommé 9 Pièce Petit de Capitaine frais, cette quantité semble anormale pour une consommation des 7 derniers jours.Prière de corriger ou de confirmer avec le QG. Incohérence!! Dans ce ménage, chaque individus consomme par jour 13.6215 Kg  de cereale; Prière de revoir les quantités prises de ces produits. Incohérence!! Dans ce ménage, chaque individus consomme par jour 13.6215 Kg  de cereale; Prière de revoir les quantités prises de ces produits.</w:t>
+        <w:t>- Attention ! Le prix unitaire d'achat (200 Fcfa) de Manioc en tubercules en Morceau (Portion) (Moyen) est relativement élevé par rapport aux autres prix observés dans cette zone. Prière de corriger ou de confirmer avec le QG. Attention ! Le prix unitaire d'achat (33.33333 Fcfa) de Aubergine sauvage  en Pièce (Petit) est relativement faible par rapport aux autres prix observés dans cette zone. Prière de corriger ou de confirmer avec le QG. Attention ! Le prix unitaire d'achat (35.71429 Fcfa) de Cube alimentaire (Maggi, Jumbo, ) en Cube (Petit) est relativement élevé par rapport aux autres prix observés dans cette zone. Prière de corriger ou de confirmer avec le QG. Avertissement!!! Le ménage a consommé 4 Paquet Petit de Thé en sachet, cette quantité semble anormale pour une consommation des 7 derniers jours.Prière de corriger ou de confirmer avec le QG. Avertissement!! le prix unitaire (100 Fcfa) de Thé en sachet (unité: Paquet) de taille Petit est très faible ou élevé. Prière de corriger ou de confirmer avec le QG. Avertissement!!! Le ménage a consommé 9 Pièce Petit de Capitaine frais, cette quantité semble anormale pour une consommation des 7 derniers jours.Prière de corriger ou de confirmer avec le QG. Incohérence!! Dans ce ménage, chaque individus consomme par jour 21.98757 Kg  de cereale; Prière de revoir les quantités prises de ces produits. Incohérence!! Dans ce ménage, chaque individus consomme par jour 21.98757 Kg  de cereale; Prière de revoir les quantités prises de ces produits.</w:t>
       </w:r>
     </w:p>
     <w:p>
@@ -1879,27 +1879,6 @@
         <w:t xml:space="preserve">- </w:t>
         <w:br/>
         <w:t>- La quantité de s16dq05a estimée en Kg est incohérente avec la prise dans la question s16dq05c, prière de bien estimer et mettre la valeur exacte.</w:t>
-      </w:r>
-    </w:p>
-    <w:p>
-      <w:r>
-        <w:rPr>
-          <w:b/>
-          <w:color w:val="4672C4"/>
-          <w:sz w:val="22"/>
-        </w:rPr>
-        <w:t>&gt;&gt; Section17 - Elevage</w:t>
-      </w:r>
-    </w:p>
-    <w:p>
-      <w:pPr>
-        <w:ind w:left="283"/>
-      </w:pPr>
-      <w:r>
-        <w:rPr>
-          <w:sz w:val="20"/>
-        </w:rPr>
-        <w:t>- Attention ! Le ménage a acheté 1 Ovins (Moutons) à 150000 donc un prix unitaire d'achat (150000 Fcfa) qui  est relativement elevé par rapport aux autres prix observés dans cette zone. Prière de corriger ou de confirmer avec le QG.</w:t>
       </w:r>
     </w:p>
     <w:p>
@@ -2381,7 +2360,7 @@
         <w:rPr>
           <w:sz w:val="20"/>
         </w:rPr>
-        <w:t>- Attention ! Le prix unitaire d'achat (150 Fcfa) de Cube alimentaire (Maggi, Jumbo, ) en Cube (Petit) est relativement élevé par rapport aux autres prix observés dans cette zone. Prière de corriger ou de confirmer avec le QG. Avertissement!!! Le ménage a consommé 0.12 Kg taille unique de Gombo frais, cette quantité semble anormale pour une consommation des 7 derniers jours. prière de corriger ou de confirmer avec le QG. Avertissement!!! Le ménage a consommé 13 Pièce Moyen de Capitaine frais, cette quantité semble anormale pour une consommation des 7 derniers jours.Prière de corriger ou de confirmer avec le QG. Avertissement!!! Le ménage a consommé 32 Cuillère Moyen de Chocolat pâte à tartiner, cette quantité semble anormale pour une consommation des 7 derniers jours.Prière de corriger ou de confirmer avec le QG. Avertissement!!! Le ménage a consommé 7 Paquet Petit de Thé en sachet, cette quantité semble anormale pour une consommation des 7 derniers jours.Prière de corriger ou de confirmer avec le QG. Incohérence!! Dans ce ménage, chaque individus consomme par jour 32.32143 Kg  de cereale; Prière de revoir les quantités prises de ces produits. Incohérence!! Dans ce ménage, chaque individus consomme par jour 32.32143 Kg  de cereale; Prière de revoir les quantités prises de ces produits. Le prix d'achat unitaire (600 Fcfa) de Sucre en poudre  en Sac (5 Kg) de taille taille unique est très faible, prière de regarder les reponses prises dans les questions s07bq07a s07bq07b s07bq07c s07bq08 pour mieux corriger.</w:t>
+        <w:t>- Attention ! Le prix unitaire d'achat (100 Fcfa) de Poireau en Tas (Petit) est relativement élevé par rapport aux autres prix observés dans cette zone. Prière de corriger ou de confirmer avec le QG. Attention ! Le prix unitaire d'achat (1000 Fcfa) de Ail en Sachets (Moyen) est relativement élevé par rapport aux autres prix observés dans cette zone. Prière de corriger ou de confirmer avec le QG. Attention ! Le prix unitaire d'achat (150 Fcfa) de Cube alimentaire (Maggi, Jumbo, ) en Cube (Petit) est relativement élevé par rapport aux autres prix observés dans cette zone. Prière de corriger ou de confirmer avec le QG. Attention ! Le prix unitaire d'achat (150 Fcfa) de Pain moderne (Baguette) en miche (Moyen) est relativement faible par rapport aux autres prix observés dans cette zone. Prière de corriger ou de confirmer avec le QG. Avertissement!!! Le ménage a consommé 0.12 Kg taille unique de Gombo frais, cette quantité semble anormale pour une consommation des 7 derniers jours. prière de corriger ou de confirmer avec le QG. Avertissement!!! Le ménage a consommé 13 Pièce Moyen de Capitaine frais, cette quantité semble anormale pour une consommation des 7 derniers jours.Prière de corriger ou de confirmer avec le QG. Avertissement!!! Le ménage a consommé 32 Cuillère Moyen de Chocolat pâte à tartiner, cette quantité semble anormale pour une consommation des 7 derniers jours.Prière de corriger ou de confirmer avec le QG. Avertissement!!! Le ménage a consommé 7 Paquet Petit de Thé en sachet, cette quantité semble anormale pour une consommation des 7 derniers jours.Prière de corriger ou de confirmer avec le QG. Incohérence!! Dans ce ménage, chaque individus consomme par jour 54.69898 Kg  de cereale; Prière de revoir les quantités prises de ces produits. Incohérence!! Dans ce ménage, chaque individus consomme par jour 54.69898 Kg  de cereale; Prière de revoir les quantités prises de ces produits. Le prix d'achat unitaire (600 Fcfa) de Sucre en poudre  en Sac (5 Kg) de taille taille unique est très faible, prière de regarder les reponses prises dans les questions s07bq07a s07bq07b s07bq07c s07bq08 pour mieux corriger. Attention ! Le prix unitaire d'achat (600 Fcfa) de Sucre en poudre  en Sac (5 Kg) (taille unique) est relativement faible par rapport aux autres prix observés dans cette zone. Prière de corriger ou de confirmer avec le QG.</w:t>
       </w:r>
     </w:p>
     <w:p>
@@ -2891,7 +2870,7 @@
         </w:rPr>
         <w:t xml:space="preserve">- Peu probable! Fatou Ndiaye  n'arrive pas  à comprendre un petit texte lu dans une langue locale (s02q03). Veuillez corriger ou donner des explications au QG. Peu probable! Fatou Ndiaye  ne sait ni lire, ni écrire, ni comprendre dans aucune des langues  (s02q01,s02q02,s02q03). Veuillez corriger ou donner des explications au QG. </w:t>
         <w:br/>
-        <w:t>- Peu probable! Médoune Ndiaye  n'arrive pas  à comprendre un petit texte lu dans une langue locale (s02q03). Veuillez corriger ou donner des explications au QG. Le montant des autres depenses pour l'année scolaire de Médoune Ndiaye est faible ou élevé. veuillez, s'il vous plait, confirmer ces informations avec le QG ou apporter les corrections nécessaires. Attention ! Le frais de scolarité (2000 Fcfa) de Médoune Ndiaye en 4ème année de Primaire est relativement élevé par rapport aux autres frais de scolarités observés dans cette zone. Prière de corriger ou de confirmer avec le QG.</w:t>
+        <w:t>- Peu probable! Médoune Ndiaye  n'arrive pas  à comprendre un petit texte lu dans une langue locale (s02q03). Veuillez corriger ou donner des explications au QG. Le montant des autres depenses pour l'année scolaire de Médoune Ndiaye est faible ou élevé. veuillez, s'il vous plait, confirmer ces informations avec le QG ou apporter les corrections nécessaires.</w:t>
       </w:r>
     </w:p>
     <w:p>
@@ -2933,7 +2912,7 @@
         <w:rPr>
           <w:sz w:val="20"/>
         </w:rPr>
-        <w:t>- Attention ! Le prix unitaire d'achat (100 Fcfa) de Beurre en Morceau (Portion) (Petit) est relativement élevé par rapport aux autres prix observés dans cette zone. Prière de corriger ou de confirmer avec le QG. Avertissement!! La quantité (5 litre) du produit Huile de soja  consommée  par le ménage semble très élevé, prière de corriger ou confirmer avec le QG. Incohérence!! Dans ce ménage, chaque individus consomme par jour 112.3257 Kg  de cereale; Prière de revoir les quantités prises de ces produits. Le prix d'achat unitaire (240 Fcfa) de Riz local fumé (malo-woussou) en Kg de taille  taille unique  est très faible, prière de regarder les reponses prises dans les questions s07bq07a s07bq07b s07bq07c s07bq08 pour mieux corriger.</w:t>
+        <w:t>- Avertissement!! La quantité (5 litre) du produit Huile de soja  consommée  par le ménage semble très élevé, prière de corriger ou confirmer avec le QG. Incohérence!! Dans ce ménage, chaque individus consomme par jour 198.5657 Kg  de cereale; Prière de revoir les quantités prises de ces produits. Le prix d'achat unitaire (240 Fcfa) de Riz local fumé (malo-woussou) en Kg de taille  taille unique  est très faible, prière de regarder les reponses prises dans les questions s07bq07a s07bq07b s07bq07c s07bq08 pour mieux corriger.</w:t>
       </w:r>
     </w:p>
     <w:p>
@@ -4152,7 +4131,7 @@
         <w:rPr>
           <w:sz w:val="20"/>
         </w:rPr>
-        <w:t>- Attention ! Soupçons de quantité anormale! Le ménage de ALDIOUMA SOW avec une taille de 9 personnes a consommé 9 Sachets en Petit de Piment séché qui est relativement élevé comme consommation par rapport à la condition de vie des autres ménages de même taille dans cette zone. Prière de corriger ou de confirmer avec le QG. Avertissement!! La quantité (3.25 litre) du produit Huile de soja  consommée  par le ménage semble très élevé, prière de corriger ou confirmer avec le QG. Avertissement!!! Le ménage a consommé 12 Morceau (Portion) Petit de Carpe séchée, cette quantité semble anormale pour une consommation des 7 derniers jours.Prière de corriger ou de confirmer avec le QG. Incohérence!! Dans ce ménage, chaque individus consomme par jour 26.96381 Kg  de cereale; Prière de revoir les quantités prises de ces produits. Incohérence!! Dans ce ménage, chaque individus consomme par jour 26.96381 Kg  de cereale; Prière de revoir les quantités prises de ces produits. Le ménage a consommé Cube alimentaire (Maggi, Jumbo, ) mais les informations sur la quantité, l'unité ou la taille ne sont pas renseignées.Prière de renseigner.</w:t>
+        <w:t>- Attention ! Le prix unitaire d'achat (150 Fcfa) de Pain moderne (Baguette) en miche (Moyen) est relativement faible par rapport aux autres prix observés dans cette zone. Prière de corriger ou de confirmer avec le QG. Attention ! Le prix unitaire d'achat (250 Fcfa) de Café en poudre soluble en Sachets industriel (Petit) est relativement élevé par rapport aux autres prix observés dans cette zone. Prière de corriger ou de confirmer avec le QG. Attention ! Soupçons de quantité anormale! Le ménage de ALDIOUMA SOW avec une taille de 9 personnes a consommé 9 Sachets en Petit de Piment séché qui est relativement élevé comme consommation par rapport à la condition de vie des autres ménages de même taille dans cette zone. Prière de corriger ou de confirmer avec le QG. Avertissement!! La quantité (3.25 litre) du produit Huile de soja  consommée  par le ménage semble très élevé, prière de corriger ou confirmer avec le QG. Avertissement!!! Le ménage a consommé 12 Morceau (Portion) Petit de Carpe séchée, cette quantité semble anormale pour une consommation des 7 derniers jours.Prière de corriger ou de confirmer avec le QG. Incohérence!! Dans ce ménage, chaque individus consomme par jour 43.73111 Kg  de cereale; Prière de revoir les quantités prises de ces produits. Incohérence!! Dans ce ménage, chaque individus consomme par jour 43.73111 Kg  de cereale; Prière de revoir les quantités prises de ces produits. Le ménage a consommé Cube alimentaire (Maggi, Jumbo, ) mais les informations sur la quantité, l'unité ou la taille ne sont pas renseignées.Prière de renseigner.</w:t>
       </w:r>
     </w:p>
     <w:p>
@@ -4706,7 +4685,7 @@
         <w:rPr>
           <w:sz w:val="20"/>
         </w:rPr>
-        <w:t>- Avertissement!!! Le ménage a consommé 14 Paquet Tres petit de Thé en sachet, cette quantité semble anormale pour une consommation des 7 derniers jours.Prière de corriger ou de confirmer avec le QG. Avertissement!! le prix unitaire (62.5 Fcfa) de Thé en sachet (unité: Paquet) de taille Tres petit est très faible ou élevé. Prière de corriger ou de confirmer avec le QG. Incohérence!! Dans ce ménage, chaque individus consomme par jour 66.18285 Kg  de cereale; Prière de revoir les quantités prises de ces produits.</w:t>
+        <w:t>- Attention ! Le prix unitaire d'achat (100 Fcfa) de Poireau en Tas (Petit) est relativement élevé par rapport aux autres prix observés dans cette zone. Prière de corriger ou de confirmer avec le QG. Attention ! Le prix unitaire d'achat (50 Fcfa) de Caramel, bonbons, confiseries, etc. en Pièce (Petit) est relativement élevé par rapport aux autres prix observés dans cette zone. Prière de corriger ou de confirmer avec le QG. Avertissement!!! Le ménage a consommé 14 Paquet Tres petit de Thé en sachet, cette quantité semble anormale pour une consommation des 7 derniers jours.Prière de corriger ou de confirmer avec le QG. Avertissement!! le prix unitaire (62.5 Fcfa) de Thé en sachet (unité: Paquet) de taille Tres petit est très faible ou élevé. Prière de corriger ou de confirmer avec le QG. Incohérence!! Dans ce ménage, chaque individus consomme par jour 114.4954 Kg  de cereale; Prière de revoir les quantités prises de ces produits.</w:t>
       </w:r>
     </w:p>
     <w:p>
@@ -4779,6 +4758,27 @@
           <w:color w:val="4672C4"/>
           <w:sz w:val="22"/>
         </w:rPr>
+        <w:t>&gt;&gt; Section12 - Actifs du menage</w:t>
+      </w:r>
+    </w:p>
+    <w:p>
+      <w:pPr>
+        <w:ind w:left="283"/>
+      </w:pPr>
+      <w:r>
+        <w:rPr>
+          <w:sz w:val="20"/>
+        </w:rPr>
+        <w:t>- Attention ! Table à manger  (table + chaises) a été revendu à 10000 Fcfa qui est relativement élevé par rapport aux autres prix de revente observés dans cette zone. Prière de corriger ou de confirmer avec le QG.</w:t>
+      </w:r>
+    </w:p>
+    <w:p>
+      <w:r>
+        <w:rPr>
+          <w:b/>
+          <w:color w:val="4672C4"/>
+          <w:sz w:val="22"/>
+        </w:rPr>
         <w:t>&gt;&gt; Section16a - Champs et parcelles</w:t>
       </w:r>
     </w:p>
@@ -4815,7 +4815,7 @@
         </w:rPr>
         <w:t xml:space="preserve">- Attention ! Le ménage a vendu 6 Ovins (Moutons) à 325000 donc un prix unitaire d'achat (126666.7 Fcfa) qui  est relativement elevé par rapport aux autres prix observés dans cette zone. Prière de corriger ou de confirmer avec le QG. </w:t>
         <w:br/>
-        <w:t xml:space="preserve">- Avertissement! Le prix de vente (600000 Fcfa) d'un Bovin est trop petit ou élevé . Veuillez confirmer ces informations avec le QG ou apporter les corrections nécessaires. </w:t>
+        <w:t xml:space="preserve">- Avertissement! Le prix de vente (600000 Fcfa) d'un Bovin est trop petit ou élevé . Veuillez confirmer ces informations avec le QG ou apporter les corrections nécessaires. Attention ! Le ménage a vendu 0 Bovins à . donc un prix unitaire d'achat (600000 Fcfa) qui  est relativement elevé par rapport aux autres prix observés dans cette zone. Prière de corriger ou de confirmer avec le QG. </w:t>
         <w:br/>
         <w:t xml:space="preserve">- Avertissement! Le prix unitaire (50000 Fcfa) d'un Asins (Anes,  mules, mulets), Equins (Chevaux) est trop petit ou élevé. Veuillez confirmer ces informations avec le QG ou apporter les corrections nécessaires. </w:t>
         <w:br/>
@@ -5270,7 +5270,7 @@
         <w:rPr>
           <w:sz w:val="20"/>
         </w:rPr>
-        <w:t>- Avertissement!!! Le ménage a consommé 1 Paquet Petit de Thé en sachet, cette quantité semble anormale pour une consommation des 7 derniers jours.Prière de corriger ou de confirmer avec le QG. Avertissement!! le prix unitaire (125 Fcfa) de Thé en sachet (unité: Paquet) de taille Petit est très faible ou élevé. Prière de corriger ou de confirmer avec le QG. Incohérence!! Dans ce ménage, chaque individus consomme par jour 69.88393 Kg  de cereale; Prière de revoir les quantités prises de ces produits. Incohérence!! Dans ce ménage, chaque individus consomme par jour 69.88393 Kg  de cereale; Prière de revoir les quantités prises de ces produits.</w:t>
+        <w:t>- Attention ! Le prix unitaire d'achat (350 Fcfa) de Niébé/Haricots secs en Kg (taille unique) est relativement faible par rapport aux autres prix observés dans cette zone. Prière de corriger ou de confirmer avec le QG. Avertissement!!! Le ménage a consommé 1 Paquet Petit de Thé en sachet, cette quantité semble anormale pour une consommation des 7 derniers jours.Prière de corriger ou de confirmer avec le QG. Avertissement!! le prix unitaire (125 Fcfa) de Thé en sachet (unité: Paquet) de taille Petit est très faible ou élevé. Prière de corriger ou de confirmer avec le QG. Attention ! Le prix unitaire d'achat (125 Fcfa) de Thé en sachet en Paquet (Petit) est relativement élevé par rapport aux autres prix observés dans cette zone. Prière de corriger ou de confirmer avec le QG. Incohérence!! Dans ce ménage, chaque individus consomme par jour 112.8125 Kg  de cereale; Prière de revoir les quantités prises de ces produits. Incohérence!! Dans ce ménage, chaque individus consomme par jour 112.8125 Kg  de cereale; Prière de revoir les quantités prises de ces produits.</w:t>
       </w:r>
     </w:p>
     <w:p>
@@ -5396,7 +5396,7 @@
         <w:rPr>
           <w:sz w:val="20"/>
         </w:rPr>
-        <w:t>- Avertissement!! Le champs a comme nom (1) qui ne semble pas être un bon nom ou contient des lettres, prière de mettre le vrai nom du champs. Le salaire total payé de toutes catégories confondues par le ménage AMADOU MOUSSA SOW pour la main-d'oeuvre non-familiale sur la parcelle culture de   pasteque au cours de la campagne pour la période de préparation du sol (labour) et des semis est de 0 qui semble élevé ou faible. Merci de corriger. La raison principale de la non mesure de la parcelle culture de   pasteque est refus et semble exister dans les modalités, prière de prendre attache avec le QG pour plus d'explication afin de la classer bien.</w:t>
+        <w:t>- Avertissement!! Le champs a comme nom (Champ 1) qui ne semble pas être un bon nom ou contient des lettres, prière de mettre le vrai nom du champs. Le salaire total payé de toutes catégories confondues par le ménage AMADOU MOUSSA SOW pour la main-d'oeuvre non-familiale sur la parcelle culture de   pasteque au cours de la campagne pour la période de préparation du sol (labour) et des semis est de 0 qui semble élevé ou faible. Merci de corriger. La raison principale de la non mesure de la parcelle culture de   pasteque est refus et semble exister dans les modalités, prière de prendre attache avec le QG pour plus d'explication afin de la classer bien.</w:t>
       </w:r>
     </w:p>
     <w:p>
@@ -5915,7 +5915,7 @@
         <w:rPr>
           <w:sz w:val="20"/>
         </w:rPr>
-        <w:t>- Attention ! Le prix unitaire d'achat (100 Fcfa) de Aubergine sauvage  en Pièce (Petit) est relativement élevé par rapport aux autres prix observés dans cette zone. Prière de corriger ou de confirmer avec le QG. Attention ! Le prix unitaire d'achat (100 Fcfa) de Piment frais en Pièce (Petit) est relativement élevé par rapport aux autres prix observés dans cette zone. Prière de corriger ou de confirmer avec le QG. Attention ! Le prix unitaire d'achat (200 Fcfa) de Concentré de tomate en Sachets (Moyen) est relativement faible par rapport aux autres prix observés dans cette zone. Prière de corriger ou de confirmer avec le QG. Avertissement!! La quantité (6.75 litre) du produit Huile de soja  consommée  par le ménage semble très élevé, prière de corriger ou confirmer avec le QG. Avertissement!!! Le ménage a consommé 2 Paquet Petit de Thé en sachet, cette quantité semble anormale pour une consommation des 7 derniers jours.Prière de corriger ou de confirmer avec le QG. Avertissement!! le prix unitaire (175 Fcfa) de Thé en sachet (unité: Paquet) de taille Petit est très faible ou élevé. Prière de corriger ou de confirmer avec le QG. Incohérence!! Dans ce ménage, chaque individus consomme par jour 18.95286 Kg  de cereale; Prière de revoir les quantités prises de ces produits. Incohérence!! Dans ce ménage, chaque individus consomme par jour 18.95286 Kg  de cereale; Prière de revoir les quantités prises de ces produits.</w:t>
+        <w:t>- Attention ! Le prix unitaire d'achat (100 Fcfa) de Aubergine sauvage  en Pièce (Petit) est relativement élevé par rapport aux autres prix observés dans cette zone. Prière de corriger ou de confirmer avec le QG. Attention ! Le prix unitaire d'achat (100 Fcfa) de Piment frais en Pièce (Petit) est relativement élevé par rapport aux autres prix observés dans cette zone. Prière de corriger ou de confirmer avec le QG. Attention ! Le prix unitaire d'achat (100 Fcfa) de Poireau en Tas (Tres petit) est relativement élevé par rapport aux autres prix observés dans cette zone. Prière de corriger ou de confirmer avec le QG. Attention ! Le prix unitaire d'achat (1400 Fcfa) de Lait en poudre en Kg (taille unique) est relativement faible par rapport aux autres prix observés dans cette zone. Prière de corriger ou de confirmer avec le QG. Attention ! Le prix unitaire d'achat (30 Fcfa) de Cube alimentaire (Maggi, Jumbo, ) en Cube (Petit) est relativement faible par rapport aux autres prix observés dans cette zone. Prière de corriger ou de confirmer avec le QG. Avertissement!! La quantité (6.75 litre) du produit Huile de soja  consommée  par le ménage semble très élevé, prière de corriger ou confirmer avec le QG. Avertissement!!! Le ménage a consommé 2 Paquet Petit de Thé en sachet, cette quantité semble anormale pour une consommation des 7 derniers jours.Prière de corriger ou de confirmer avec le QG. Avertissement!! le prix unitaire (175 Fcfa) de Thé en sachet (unité: Paquet) de taille Petit est très faible ou élevé. Prière de corriger ou de confirmer avec le QG. Attention ! Le prix unitaire d'achat (175 Fcfa) de Thé en sachet en Paquet (Petit) est relativement élevé par rapport aux autres prix observés dans cette zone. Prière de corriger ou de confirmer avec le QG. Incohérence!! Dans ce ménage, chaque individus consomme par jour 36.91714 Kg  de cereale; Prière de revoir les quantités prises de ces produits. Incohérence!! Dans ce ménage, chaque individus consomme par jour 36.91714 Kg  de cereale; Prière de revoir les quantités prises de ces produits.</w:t>
       </w:r>
     </w:p>
     <w:p>
@@ -5999,6 +5999,8 @@
         <w:rPr>
           <w:sz w:val="20"/>
         </w:rPr>
+        <w:t xml:space="preserve">- Attention ! Radio simple/Radiocassette a été achété à 20000 Fcfa est relativement élevé par rapport aux autres prix d'achat observés dans cette zone. Prière de corriger ou de confirmer avec le QG. </w:t>
+        <w:br/>
         <w:t>- Avertissement!!! Le prix d'achat (12000) de l'article  Bonbonne de gaz est inférieur aux prix de revente (15000)  avec l'âge du bien atteignant 20 ans. Prière de vérifier ou confirmer avec l'enquêté et mettre les bonnes valeurs après verification, s'il le faut.</w:t>
       </w:r>
     </w:p>
@@ -6549,7 +6551,7 @@
         <w:rPr>
           <w:sz w:val="20"/>
         </w:rPr>
-        <w:t>- La dernière fois que vous avez acheté Pastèque est chez un voisin et semble exister dans les modalités, prière de prendre attache avec le QG pour plus d'explication afin de la classer bien. Attention ! Le prix unitaire d'achat (300 Fcfa) de Oignon frais en Kg (taille unique) est relativement faible par rapport aux autres prix observés dans cette zone. Prière de corriger ou de confirmer avec le QG. Attention ! Le prix unitaire d'achat (50 Fcfa) de Patate douce en Pièce (Petit) est relativement faible par rapport aux autres prix observés dans cette zone. Prière de corriger ou de confirmer avec le QG. Avertissement!!! Le ménage a consommé 6 Paquet Petit de Thé en sachet, cette quantité semble anormale pour une consommation des 7 derniers jours.Prière de corriger ou de confirmer avec le QG. Avertissement!! le prix unitaire (175 Fcfa) de Thé en sachet (unité: Paquet) de taille Petit est très faible ou élevé. Prière de corriger ou de confirmer avec le QG. Incohérence!! Dans ce ménage, chaque individus consomme par jour 50.6125 Kg  de cereale; Prière de revoir les quantités prises de ces produits. Incohérence!! Dans ce ménage, chaque individus consomme par jour 50.6125 Kg  de cereale; Prière de revoir les quantités prises de ces produits. Attention ! Soupçons de quantité anormale! Le ménage de SOFIATOU  SOW avec une taille de 4 personnes a consommé 4 Kg en taille unique de Mil qui est relativement élevé comme consommation par rapport à la condition de vie des autres ménages de même taille dans cette zone. Prière de corriger ou de confirmer avec le QG.</w:t>
+        <w:t>- La dernière fois que vous avez acheté Pastèque est chez un voisin et semble exister dans les modalités, prière de prendre attache avec le QG pour plus d'explication afin de la classer bien. Attention ! Le prix unitaire d'achat (200 Fcfa) de Carpe séchée en Pièce (Petit) est relativement élevé par rapport aux autres prix observés dans cette zone. Prière de corriger ou de confirmer avec le QG. Attention ! Le prix unitaire d'achat (25 Fcfa) de Ail en Morceau (Portion) (Petit) est relativement faible par rapport aux autres prix observés dans cette zone. Prière de corriger ou de confirmer avec le QG. Attention ! Le prix unitaire d'achat (25 Fcfa) de Poivre en Sachets (Petit) est relativement faible par rapport aux autres prix observés dans cette zone. Prière de corriger ou de confirmer avec le QG. Attention ! Le prix unitaire d'achat (300 Fcfa) de Oignon frais en Kg (taille unique) est relativement faible par rapport aux autres prix observés dans cette zone. Prière de corriger ou de confirmer avec le QG. Attention ! Le prix unitaire d'achat (50 Fcfa) de Patate douce en Pièce (Petit) est relativement faible par rapport aux autres prix observés dans cette zone. Prière de corriger ou de confirmer avec le QG. Avertissement!!! Le ménage a consommé 6 Paquet Petit de Thé en sachet, cette quantité semble anormale pour une consommation des 7 derniers jours.Prière de corriger ou de confirmer avec le QG. Avertissement!! le prix unitaire (175 Fcfa) de Thé en sachet (unité: Paquet) de taille Petit est très faible ou élevé. Prière de corriger ou de confirmer avec le QG. Attention ! Le prix unitaire d'achat (175 Fcfa) de Thé en sachet en Paquet (Petit) est relativement élevé par rapport aux autres prix observés dans cette zone. Prière de corriger ou de confirmer avec le QG. Incohérence!! Dans ce ménage, chaque individus consomme par jour 93.23214 Kg  de cereale; Prière de revoir les quantités prises de ces produits. Incohérence!! Dans ce ménage, chaque individus consomme par jour 93.23214 Kg  de cereale; Prière de revoir les quantités prises de ces produits.</w:t>
       </w:r>
     </w:p>
     <w:p>
@@ -7153,7 +7155,7 @@
         <w:rPr>
           <w:sz w:val="20"/>
         </w:rPr>
-        <w:t>- Attention ! Le prix unitaire d'achat (100 Fcfa) de Citron en Pièce (Petit) est relativement élevé par rapport aux autres prix observés dans cette zone. Prière de corriger ou de confirmer avec le QG. Attention ! Le prix unitaire d'achat (75 Fcfa) de Aubergine sauvage  en Pièce (Petit) est relativement élevé par rapport aux autres prix observés dans cette zone. Prière de corriger ou de confirmer avec le QG. Attention ! Le prix unitaire d'achat (75 Fcfa) de Patate douce en Pièce (Petit) est relativement faible par rapport aux autres prix observés dans cette zone. Prière de corriger ou de confirmer avec le QG. Avertissement!!! Le ménage a consommé 0.12 Kg taille unique de Sel, cette quantité semble anormale pour une consommation des 7 derniers jours. prière de corriger ou de confirmer avec le QG. Difficile de consommer le Sel en Kg taille unique prière de verifier. Attention ! Soupçons de quantité anormale! Le ménage de IFRA ABLAYE SOW avec une taille de 9 personnes a consommé .12 Kg en taille unique de Sel qui est relativement élevé comme consommation par rapport à la condition de vie des autres ménages de même taille dans cette zone. Prière de corriger ou de confirmer avec le QG. Incohérence!! Dans ce ménage, chaque individus consomme par jour 26.07524 Kg  de cereale; Prière de revoir les quantités prises de ces produits. Incohérence!! Dans ce ménage, chaque individus consomme par jour 26.07524 Kg  de cereale; Prière de revoir les quantités prises de ces produits. Attention ! Le prix unitaire d'achat (1000 Fcfa) de Mil en Kg (taille unique) est relativement élevé par rapport aux autres prix observés dans cette zone. Prière de corriger ou de confirmer avec le QG.</w:t>
+        <w:t>- Attention ! Le prix unitaire d'achat (100 Fcfa) de Citron en Pièce (Petit) est relativement élevé par rapport aux autres prix observés dans cette zone. Prière de corriger ou de confirmer avec le QG. Attention ! Le prix unitaire d'achat (150 Fcfa) de Pain moderne (Baguette) en miche (Moyen) est relativement faible par rapport aux autres prix observés dans cette zone. Prière de corriger ou de confirmer avec le QG. Attention ! Le prix unitaire d'achat (75 Fcfa) de Aubergine sauvage  en Pièce (Petit) est relativement élevé par rapport aux autres prix observés dans cette zone. Prière de corriger ou de confirmer avec le QG. Attention ! Le prix unitaire d'achat (75 Fcfa) de Patate douce en Pièce (Petit) est relativement faible par rapport aux autres prix observés dans cette zone. Prière de corriger ou de confirmer avec le QG. Avertissement!!! Le ménage a consommé 0.12 Kg taille unique de Sel, cette quantité semble anormale pour une consommation des 7 derniers jours. prière de corriger ou de confirmer avec le QG. Difficile de consommer le Sel en Kg taille unique prière de verifier. Attention ! Soupçons de quantité anormale! Le ménage de IFRA ABLAYE SOW avec une taille de 9 personnes a consommé .12 Kg en taille unique de Sel qui est relativement élevé comme consommation par rapport à la condition de vie des autres ménages de même taille dans cette zone. Prière de corriger ou de confirmer avec le QG. Incohérence!! Dans ce ménage, chaque individus consomme par jour 67.18032 Kg  de cereale; Prière de revoir les quantités prises de ces produits. Incohérence!! Dans ce ménage, chaque individus consomme par jour 67.18032 Kg  de cereale; Prière de revoir les quantités prises de ces produits. Attention ! Le prix unitaire d'achat (1000 Fcfa) de Mil en Kg (taille unique) est relativement élevé par rapport aux autres prix observés dans cette zone. Prière de corriger ou de confirmer avec le QG.</w:t>
       </w:r>
     </w:p>
     <w:p>
@@ -7306,6 +7308,8 @@
         <w:rPr>
           <w:sz w:val="20"/>
         </w:rPr>
+        <w:t xml:space="preserve">- Attention ! Faucheuse a été achété à 4500 Fcfa est relativement élevé par rapport aux autres prix d'achat observés dans cette zone. Prière de corriger ou de confirmer avec le QG. Attention ! Faucheuse a été revendu à 4500 Fcfa qui est relativement élevé par rapport aux autres prix de revente observés dans cette zone. Prière de corriger ou de confirmer avec le QG. </w:t>
+        <w:br/>
         <w:t>- Attention ! Herse a été revendu à 5000 Fcfa qui est relativement élevé par rapport aux autres prix de revente observés dans cette zone. Prière de corriger ou de confirmer avec le QG.</w:t>
       </w:r>
     </w:p>
@@ -7686,7 +7690,7 @@
         <w:rPr>
           <w:sz w:val="20"/>
         </w:rPr>
-        <w:t xml:space="preserve">- Peu probable! Adjouma Sow  n'arrive pas  à comprendre un petit texte lu dans une langue locale (s02q03). Veuillez corriger ou donner des explications au QG. Le montant des frais pour les cahiers et autres matériels scolaires pour l'année scolaire de Adjouma Sow est de 0 FCFA, Adjouma Sow a fait comment pour payer ces cahiers et autres matériels scolaires (SAC, stylo, craie, ardoise, crayon...) ? prière de corriger. Attention ! Le frais de scolarité (14000 Fcfa) de Adjouma Sow en 3ème année de Primaire est relativement élevé par rapport aux autres frais de scolarités observés dans cette zone. Prière de corriger ou de confirmer avec le QG. Attention ! Le frais de scolarité (4800 Fcfa) de Adjouma Sow en 3ème année de Primaire est relativement élevé par rapport aux autres frais de scolarités observés dans cette zone. Prière de corriger ou de confirmer avec le QG. </w:t>
+        <w:t xml:space="preserve">- Peu probable! Adjouma Sow  n'arrive pas  à comprendre un petit texte lu dans une langue locale (s02q03). Veuillez corriger ou donner des explications au QG. Le montant des frais pour les cahiers et autres matériels scolaires pour l'année scolaire de Adjouma Sow est de 0 FCFA, Adjouma Sow a fait comment pour payer ces cahiers et autres matériels scolaires (SAC, stylo, craie, ardoise, crayon...) ? prière de corriger. Attention ! Le frais de scolarité (14000 Fcfa) de Adjouma Sow en 3ème année de Primaire est relativement élevé par rapport aux autres frais de scolarités observés dans cette zone. Prière de corriger ou de confirmer avec le QG. </w:t>
         <w:br/>
         <w:t xml:space="preserve">- Peu probable! Haby Sow  n'arrive pas  à comprendre un petit texte lu dans une langue locale (s02q03). Veuillez corriger ou donner des explications au QG. La raison principale que Haby Sow n'a pas été à l'école entre 2024/2025 est Trop agé (apres son CFEE aucune école n’a voulu l’acceullir jugeant qu’elle est déja agé à faire la 6iéme) et semble exister dans les modalités, prière de prendre attache avec le QG pour plus d'explication afin de la classer bien. </w:t>
         <w:br/>
@@ -7784,7 +7788,7 @@
         <w:rPr>
           <w:sz w:val="20"/>
         </w:rPr>
-        <w:t>- Attention ! Le prix unitaire d'achat (100 Fcfa) de Poivron frais en Pièce (Petit) est relativement élevé par rapport aux autres prix observés dans cette zone. Prière de corriger ou de confirmer avec le QG. Attention ! Le prix unitaire d'achat (300 Fcfa) de Concentré de tomate en Sachets (Moyen) est relativement élevé par rapport aux autres prix observés dans cette zone. Prière de corriger ou de confirmer avec le QG. Avertissement!! La quantité (3.67 litre) du produit Huile de soja  consommée  par le ménage semble très élevé, prière de corriger ou confirmer avec le QG. Avertissement!!! Le ménage a consommé 0.12 Kg taille unique de Farine de blé locale ou importée, cette quantité semble anormale pour une consommation des 7 derniers jours. prière de corriger ou de confirmer avec le QG. Incohérence!! Dans ce ménage, chaque individus consomme par jour 30.55755 Kg  de cereale; Prière de revoir les quantités prises de ces produits. Le prix d'achat unitaire (1458.333 Fcfa) de Farine de blé locale ou importée en Kg de taille taille unique semble élevé, prière de regarder les reponses prises dans les questions s07bq07a s07bq07b s07bq07c s07bq08 pour mieux corriger. Attention ! Le prix unitaire d'achat (1458.333 Fcfa) de Farine de blé locale ou importée en Kg (taille unique) est relativement élevé par rapport aux autres prix observés dans cette zone. Prière de corriger ou de confirmer avec le QG. Attention ! Soupçons de quantité anormale! Le ménage de MOUSSA SOW avec une taille de 7 personnes a consommé .12 Kg en taille unique de Farine de blé locale ou importée qui est relativement élevé comme consommation par rapport à la condition de vie des autres ménages de même taille dans cette zone. Prière de corriger ou de confirmer avec le QG. Avertissement!!! Le ménage a consommé 0.12 Litre taille unique de Autres huiles alimentaires n.d.a. (maïs, palmiste, tournesol, coco, lait de vache, etc.), cette quantité semble anormale pour une consommation des 7 derniers jours. prière de corriger ou de confirmer avec le QG. Attention ! Soupçons de quantité anormale! Le ménage de MOUSSA SOW avec une taille de 7 personnes a consommé .12 Litre en taille unique de Autres huiles alimentaires n.d.a. (maïs, palmiste, tournesol, coco, lait de vache, etc.) qui est relativement élevé comme consommation par rapport à la condition de vie des autres ménages de même taille dans cette zone. Prière de corriger ou de confirmer avec le QG. Avertissement!!! Le ménage a consommé 7 Paquet Petit de Thé en sachet, cette quantité semble anormale pour une consommation des 7 derniers jours.Prière de corriger ou de confirmer avec le QG. Avertissement!! le prix unitaire (125 Fcfa) de Thé en sachet (unité: Paquet) de taille Petit est très faible ou élevé. Prière de corriger ou de confirmer avec le QG. Incohérence!! Dans ce ménage, chaque individus consomme par jour 30.55755 Kg  de cereale; Prière de revoir les quantités prises de ces produits. Incohérence!! Dans ce ménage, chaque individus consomme par jour 30.55755 Kg  de cereale; Prière de revoir les quantités prises de ces produits. Incohérence!! Dans ce ménage, chaque individus consomme par jour 30.55755 Kg  de cereale; Prière de revoir les quantités prises de ces produits.</w:t>
+        <w:t>- Attention ! Le prix unitaire d'achat (100 Fcfa) de Poivron frais en Pièce (Petit) est relativement élevé par rapport aux autres prix observés dans cette zone. Prière de corriger ou de confirmer avec le QG. Attention ! Le prix unitaire d'achat (37.5 Fcfa) de Cube alimentaire (Maggi, Jumbo, ) en Cube (Petit) est relativement élevé par rapport aux autres prix observés dans cette zone. Prière de corriger ou de confirmer avec le QG. Avertissement!! La quantité (3.67 litre) du produit Huile de soja  consommée  par le ménage semble très élevé, prière de corriger ou confirmer avec le QG. Avertissement!!! Le ménage a consommé 0.12 Kg taille unique de Farine de blé locale ou importée, cette quantité semble anormale pour une consommation des 7 derniers jours. prière de corriger ou de confirmer avec le QG. Incohérence!! Dans ce ménage, chaque individus consomme par jour 54.44653 Kg  de cereale; Prière de revoir les quantités prises de ces produits. Le prix d'achat unitaire (1458.333 Fcfa) de Farine de blé locale ou importée en Kg de taille taille unique semble élevé, prière de regarder les reponses prises dans les questions s07bq07a s07bq07b s07bq07c s07bq08 pour mieux corriger. Attention ! Le prix unitaire d'achat (1458.333 Fcfa) de Farine de blé locale ou importée en Kg (taille unique) est relativement élevé par rapport aux autres prix observés dans cette zone. Prière de corriger ou de confirmer avec le QG. Attention ! Soupçons de quantité anormale! Le ménage de MOUSSA SOW avec une taille de 7 personnes a consommé .12 Kg en taille unique de Farine de blé locale ou importée qui est relativement élevé comme consommation par rapport à la condition de vie des autres ménages de même taille dans cette zone. Prière de corriger ou de confirmer avec le QG. Avertissement!!! Le ménage a consommé 0.12 Litre taille unique de Autres huiles alimentaires n.d.a. (maïs, palmiste, tournesol, coco, lait de vache, etc.), cette quantité semble anormale pour une consommation des 7 derniers jours. prière de corriger ou de confirmer avec le QG. Attention ! Soupçons de quantité anormale! Le ménage de MOUSSA SOW avec une taille de 7 personnes a consommé .12 Litre en taille unique de Autres huiles alimentaires n.d.a. (maïs, palmiste, tournesol, coco, lait de vache, etc.) qui est relativement élevé comme consommation par rapport à la condition de vie des autres ménages de même taille dans cette zone. Prière de corriger ou de confirmer avec le QG. Avertissement!!! Le ménage a consommé 7 Paquet Petit de Thé en sachet, cette quantité semble anormale pour une consommation des 7 derniers jours.Prière de corriger ou de confirmer avec le QG. Avertissement!! le prix unitaire (125 Fcfa) de Thé en sachet (unité: Paquet) de taille Petit est très faible ou élevé. Prière de corriger ou de confirmer avec le QG. Attention ! Le prix unitaire d'achat (125 Fcfa) de Thé en sachet en Paquet (Petit) est relativement élevé par rapport aux autres prix observés dans cette zone. Prière de corriger ou de confirmer avec le QG. Incohérence!! Dans ce ménage, chaque individus consomme par jour 54.44653 Kg  de cereale; Prière de revoir les quantités prises de ces produits. Incohérence!! Dans ce ménage, chaque individus consomme par jour 54.44653 Kg  de cereale; Prière de revoir les quantités prises de ces produits. Incohérence!! Dans ce ménage, chaque individus consomme par jour 54.44653 Kg  de cereale; Prière de revoir les quantités prises de ces produits.</w:t>
       </w:r>
     </w:p>
     <w:p>
